--- a/public/files/moving-in-report/moving-in-report.docx
+++ b/public/files/moving-in-report/moving-in-report.docx
@@ -4,7 +4,7 @@
   <w:body>
     <w:p>
       <w:pPr>
-        <w:spacing w:after="31" w:before="0" w:line="312" w:lineRule="auto"/>
+        <w:spacing w:after="40" w:before="0" w:line="312" w:lineRule="auto"/>
         <w:jc w:val="center"/>
       </w:pPr>
       <w:r>
@@ -19,7 +19,7 @@
     </w:p>
     <w:p>
       <w:pPr>
-        <w:spacing w:after="78" w:before="0" w:line="312" w:lineRule="auto"/>
+        <w:spacing w:after="100" w:before="0" w:line="312" w:lineRule="auto"/>
         <w:jc w:val="left"/>
         <w:pBdr>
           <w:bottom w:val="single" w:sz="14" w:space="2" w:color="24384F"/>
@@ -35,7 +35,7 @@
     </w:p>
     <w:p>
       <w:pPr>
-        <w:spacing w:after="31" w:before="62" w:line="312" w:lineRule="auto"/>
+        <w:spacing w:after="40" w:before="80" w:line="312" w:lineRule="auto"/>
         <w:jc w:val="left"/>
         <w:pBdr>
           <w:bottom w:val="single" w:sz="6" w:space="2" w:color="C9D2DD"/>
@@ -76,7 +76,7 @@
       </w:tblGrid>
       <w:tr>
         <w:trPr>
-          <w:trHeight w:val="353" w:hRule="atLeast"/>
+          <w:trHeight w:val="453" w:hRule="atLeast"/>
         </w:trPr>
         <w:tc>
           <w:tcPr>
@@ -191,7 +191,7 @@
       </w:tr>
       <w:tr>
         <w:trPr>
-          <w:trHeight w:val="353" w:hRule="atLeast"/>
+          <w:trHeight w:val="453" w:hRule="atLeast"/>
         </w:trPr>
         <w:tc>
           <w:tcPr>
@@ -307,7 +307,7 @@
     </w:tbl>
     <w:p>
       <w:pPr>
-        <w:spacing w:after="31" w:before="0" w:line="312" w:lineRule="auto"/>
+        <w:spacing w:after="40" w:before="0" w:line="312" w:lineRule="auto"/>
         <w:jc w:val="left"/>
       </w:pPr>
       <w:r>
@@ -320,7 +320,7 @@
     </w:p>
     <w:p>
       <w:pPr>
-        <w:spacing w:after="31" w:before="62" w:line="312" w:lineRule="auto"/>
+        <w:spacing w:after="40" w:before="80" w:line="312" w:lineRule="auto"/>
         <w:jc w:val="left"/>
         <w:pBdr>
           <w:bottom w:val="single" w:sz="6" w:space="2" w:color="C9D2DD"/>
@@ -361,7 +361,7 @@
       </w:tblGrid>
       <w:tr>
         <w:trPr>
-          <w:trHeight w:val="353" w:hRule="atLeast"/>
+          <w:trHeight w:val="453" w:hRule="atLeast"/>
         </w:trPr>
         <w:tc>
           <w:tcPr>
@@ -422,7 +422,7 @@
       </w:tr>
       <w:tr>
         <w:trPr>
-          <w:trHeight w:val="353" w:hRule="atLeast"/>
+          <w:trHeight w:val="453" w:hRule="atLeast"/>
         </w:trPr>
         <w:tc>
           <w:tcPr>
@@ -483,7 +483,7 @@
       </w:tr>
       <w:tr>
         <w:trPr>
-          <w:trHeight w:val="353" w:hRule="atLeast"/>
+          <w:trHeight w:val="453" w:hRule="atLeast"/>
         </w:trPr>
         <w:tc>
           <w:tcPr>
@@ -599,7 +599,7 @@
       </w:tr>
       <w:tr>
         <w:trPr>
-          <w:trHeight w:val="353" w:hRule="atLeast"/>
+          <w:trHeight w:val="453" w:hRule="atLeast"/>
         </w:trPr>
         <w:tc>
           <w:tcPr>
@@ -715,7 +715,7 @@
     </w:tbl>
     <w:p>
       <w:pPr>
-        <w:spacing w:after="31" w:before="0" w:line="312" w:lineRule="auto"/>
+        <w:spacing w:after="40" w:before="0" w:line="312" w:lineRule="auto"/>
         <w:jc w:val="left"/>
       </w:pPr>
       <w:r>
@@ -728,7 +728,7 @@
     </w:p>
     <w:p>
       <w:pPr>
-        <w:spacing w:after="31" w:before="62" w:line="312" w:lineRule="auto"/>
+        <w:spacing w:after="40" w:before="80" w:line="312" w:lineRule="auto"/>
         <w:jc w:val="left"/>
         <w:pBdr>
           <w:bottom w:val="single" w:sz="6" w:space="2" w:color="C9D2DD"/>
@@ -771,7 +771,7 @@
       </w:tblGrid>
       <w:tr>
         <w:trPr>
-          <w:trHeight w:val="353" w:hRule="atLeast"/>
+          <w:trHeight w:val="453" w:hRule="atLeast"/>
         </w:trPr>
         <w:tc>
           <w:tcPr>
@@ -950,7 +950,7 @@
       </w:tr>
       <w:tr>
         <w:trPr>
-          <w:trHeight w:val="353" w:hRule="atLeast"/>
+          <w:trHeight w:val="453" w:hRule="atLeast"/>
         </w:trPr>
         <w:tc>
           <w:tcPr>
@@ -966,7 +966,7 @@
           <w:p>
             <w:pPr>
               <w:spacing w:after="0" w:line="312" w:lineRule="auto"/>
-              <w:jc w:val="left"/>
+              <w:jc w:val="center"/>
             </w:pPr>
             <w:r/>
             <w:r>
@@ -992,7 +992,7 @@
           <w:p>
             <w:pPr>
               <w:spacing w:after="0" w:line="312" w:lineRule="auto"/>
-              <w:jc w:val="left"/>
+              <w:jc w:val="center"/>
             </w:pPr>
             <w:r/>
             <w:r>
@@ -1018,7 +1018,7 @@
           <w:p>
             <w:pPr>
               <w:spacing w:after="0" w:line="312" w:lineRule="auto"/>
-              <w:jc w:val="left"/>
+              <w:jc w:val="center"/>
             </w:pPr>
             <w:r/>
             <w:r>
@@ -1044,7 +1044,7 @@
           <w:p>
             <w:pPr>
               <w:spacing w:after="0" w:line="312" w:lineRule="auto"/>
-              <w:jc w:val="left"/>
+              <w:jc w:val="center"/>
             </w:pPr>
             <w:r/>
             <w:r>
@@ -1070,7 +1070,7 @@
           <w:p>
             <w:pPr>
               <w:spacing w:after="0" w:line="312" w:lineRule="auto"/>
-              <w:jc w:val="left"/>
+              <w:jc w:val="center"/>
             </w:pPr>
             <w:r/>
             <w:r>
@@ -1096,7 +1096,7 @@
           <w:p>
             <w:pPr>
               <w:spacing w:after="0" w:line="312" w:lineRule="auto"/>
-              <w:jc w:val="left"/>
+              <w:jc w:val="center"/>
             </w:pPr>
             <w:r/>
             <w:r>
@@ -1111,7 +1111,7 @@
       </w:tr>
       <w:tr>
         <w:trPr>
-          <w:trHeight w:val="353" w:hRule="atLeast"/>
+          <w:trHeight w:val="453" w:hRule="atLeast"/>
         </w:trPr>
         <w:tc>
           <w:tcPr>
@@ -1127,7 +1127,7 @@
           <w:p>
             <w:pPr>
               <w:spacing w:after="0" w:line="312" w:lineRule="auto"/>
-              <w:jc w:val="left"/>
+              <w:jc w:val="center"/>
             </w:pPr>
             <w:r/>
             <w:r>
@@ -1153,7 +1153,7 @@
           <w:p>
             <w:pPr>
               <w:spacing w:after="0" w:line="312" w:lineRule="auto"/>
-              <w:jc w:val="left"/>
+              <w:jc w:val="center"/>
             </w:pPr>
             <w:r/>
             <w:r>
@@ -1179,7 +1179,7 @@
           <w:p>
             <w:pPr>
               <w:spacing w:after="0" w:line="312" w:lineRule="auto"/>
-              <w:jc w:val="left"/>
+              <w:jc w:val="center"/>
             </w:pPr>
             <w:r/>
             <w:r>
@@ -1205,7 +1205,7 @@
           <w:p>
             <w:pPr>
               <w:spacing w:after="0" w:line="312" w:lineRule="auto"/>
-              <w:jc w:val="left"/>
+              <w:jc w:val="center"/>
             </w:pPr>
             <w:r/>
             <w:r>
@@ -1231,7 +1231,7 @@
           <w:p>
             <w:pPr>
               <w:spacing w:after="0" w:line="312" w:lineRule="auto"/>
-              <w:jc w:val="left"/>
+              <w:jc w:val="center"/>
             </w:pPr>
             <w:r/>
             <w:r>
@@ -1257,7 +1257,7 @@
           <w:p>
             <w:pPr>
               <w:spacing w:after="0" w:line="312" w:lineRule="auto"/>
-              <w:jc w:val="left"/>
+              <w:jc w:val="center"/>
             </w:pPr>
             <w:r/>
             <w:r>
@@ -1272,7 +1272,7 @@
       </w:tr>
       <w:tr>
         <w:trPr>
-          <w:trHeight w:val="353" w:hRule="atLeast"/>
+          <w:trHeight w:val="453" w:hRule="atLeast"/>
         </w:trPr>
         <w:tc>
           <w:tcPr>
@@ -1288,7 +1288,7 @@
           <w:p>
             <w:pPr>
               <w:spacing w:after="0" w:line="312" w:lineRule="auto"/>
-              <w:jc w:val="left"/>
+              <w:jc w:val="center"/>
             </w:pPr>
             <w:r/>
             <w:r>
@@ -1314,7 +1314,7 @@
           <w:p>
             <w:pPr>
               <w:spacing w:after="0" w:line="312" w:lineRule="auto"/>
-              <w:jc w:val="left"/>
+              <w:jc w:val="center"/>
             </w:pPr>
             <w:r/>
             <w:r>
@@ -1340,7 +1340,7 @@
           <w:p>
             <w:pPr>
               <w:spacing w:after="0" w:line="312" w:lineRule="auto"/>
-              <w:jc w:val="left"/>
+              <w:jc w:val="center"/>
             </w:pPr>
             <w:r/>
             <w:r>
@@ -1366,7 +1366,7 @@
           <w:p>
             <w:pPr>
               <w:spacing w:after="0" w:line="312" w:lineRule="auto"/>
-              <w:jc w:val="left"/>
+              <w:jc w:val="center"/>
             </w:pPr>
             <w:r/>
             <w:r>
@@ -1392,7 +1392,7 @@
           <w:p>
             <w:pPr>
               <w:spacing w:after="0" w:line="312" w:lineRule="auto"/>
-              <w:jc w:val="left"/>
+              <w:jc w:val="center"/>
             </w:pPr>
             <w:r/>
             <w:r>
@@ -1418,7 +1418,7 @@
           <w:p>
             <w:pPr>
               <w:spacing w:after="0" w:line="312" w:lineRule="auto"/>
-              <w:jc w:val="left"/>
+              <w:jc w:val="center"/>
             </w:pPr>
             <w:r/>
             <w:r>
@@ -1433,7 +1433,7 @@
       </w:tr>
       <w:tr>
         <w:trPr>
-          <w:trHeight w:val="353" w:hRule="atLeast"/>
+          <w:trHeight w:val="453" w:hRule="atLeast"/>
         </w:trPr>
         <w:tc>
           <w:tcPr>
@@ -1449,7 +1449,7 @@
           <w:p>
             <w:pPr>
               <w:spacing w:after="0" w:line="312" w:lineRule="auto"/>
-              <w:jc w:val="left"/>
+              <w:jc w:val="center"/>
             </w:pPr>
             <w:r/>
             <w:r>
@@ -1475,7 +1475,7 @@
           <w:p>
             <w:pPr>
               <w:spacing w:after="0" w:line="312" w:lineRule="auto"/>
-              <w:jc w:val="left"/>
+              <w:jc w:val="center"/>
             </w:pPr>
             <w:r/>
             <w:r>
@@ -1501,7 +1501,7 @@
           <w:p>
             <w:pPr>
               <w:spacing w:after="0" w:line="312" w:lineRule="auto"/>
-              <w:jc w:val="left"/>
+              <w:jc w:val="center"/>
             </w:pPr>
             <w:r/>
             <w:r>
@@ -1527,7 +1527,7 @@
           <w:p>
             <w:pPr>
               <w:spacing w:after="0" w:line="312" w:lineRule="auto"/>
-              <w:jc w:val="left"/>
+              <w:jc w:val="center"/>
             </w:pPr>
             <w:r/>
             <w:r>
@@ -1553,7 +1553,7 @@
           <w:p>
             <w:pPr>
               <w:spacing w:after="0" w:line="312" w:lineRule="auto"/>
-              <w:jc w:val="left"/>
+              <w:jc w:val="center"/>
             </w:pPr>
             <w:r/>
             <w:r>
@@ -1579,7 +1579,7 @@
           <w:p>
             <w:pPr>
               <w:spacing w:after="0" w:line="312" w:lineRule="auto"/>
-              <w:jc w:val="left"/>
+              <w:jc w:val="center"/>
             </w:pPr>
             <w:r/>
             <w:r>
@@ -1595,7 +1595,7 @@
     </w:tbl>
     <w:p>
       <w:pPr>
-        <w:spacing w:after="31" w:before="0" w:line="312" w:lineRule="auto"/>
+        <w:spacing w:after="40" w:before="0" w:line="312" w:lineRule="auto"/>
         <w:jc w:val="left"/>
       </w:pPr>
       <w:r>
@@ -1608,7 +1608,7 @@
     </w:p>
     <w:p>
       <w:pPr>
-        <w:spacing w:after="31" w:before="62" w:line="312" w:lineRule="auto"/>
+        <w:spacing w:after="40" w:before="80" w:line="312" w:lineRule="auto"/>
         <w:jc w:val="left"/>
         <w:pBdr>
           <w:bottom w:val="single" w:sz="6" w:space="2" w:color="C9D2DD"/>
@@ -1649,7 +1649,7 @@
       </w:tblGrid>
       <w:tr>
         <w:trPr>
-          <w:trHeight w:val="353" w:hRule="atLeast"/>
+          <w:trHeight w:val="453" w:hRule="atLeast"/>
         </w:trPr>
         <w:tc>
           <w:tcPr>
@@ -1766,7 +1766,7 @@
       </w:tr>
       <w:tr>
         <w:trPr>
-          <w:trHeight w:val="353" w:hRule="atLeast"/>
+          <w:trHeight w:val="453" w:hRule="atLeast"/>
         </w:trPr>
         <w:tc>
           <w:tcPr>
@@ -1883,7 +1883,7 @@
     </w:tbl>
     <w:p>
       <w:pPr>
-        <w:spacing w:after="31" w:before="0" w:line="312" w:lineRule="auto"/>
+        <w:spacing w:after="40" w:before="0" w:line="312" w:lineRule="auto"/>
         <w:jc w:val="left"/>
       </w:pPr>
       <w:r>
@@ -1896,7 +1896,7 @@
     </w:p>
     <w:p>
       <w:pPr>
-        <w:spacing w:after="31" w:before="0" w:line="312" w:lineRule="auto"/>
+        <w:spacing w:after="40" w:before="0" w:line="312" w:lineRule="auto"/>
         <w:jc w:val="left"/>
       </w:pPr>
       <w:r>
@@ -1922,7 +1922,7 @@
       </w:tblGrid>
       <w:tr>
         <w:trPr>
-          <w:trHeight w:val="796" w:hRule="atLeast"/>
+          <w:trHeight w:val="1020" w:hRule="atLeast"/>
         </w:trPr>
         <w:tc>
           <w:tcPr>
@@ -1945,7 +1945,7 @@
               <w:rPr>
                 <w:rFonts w:ascii="Malgun Gothic" w:hAnsi="Malgun Gothic" w:eastAsia="Malgun Gothic" w:cs="Malgun Gothic"/>
                 <w:b w:val="0"/>
-                <w:sz w:val="20"/>
+                <w:sz w:val="19"/>
               </w:rPr>
             </w:r>
           </w:p>
@@ -1954,7 +1954,7 @@
     </w:tbl>
     <w:p>
       <w:pPr>
-        <w:spacing w:after="31" w:before="0" w:line="312" w:lineRule="auto"/>
+        <w:spacing w:after="40" w:before="0" w:line="312" w:lineRule="auto"/>
         <w:jc w:val="left"/>
       </w:pPr>
       <w:r>
@@ -1967,7 +1967,7 @@
     </w:p>
     <w:p>
       <w:pPr>
-        <w:spacing w:after="62" w:before="0" w:line="312" w:lineRule="auto"/>
+        <w:spacing w:after="80" w:before="0" w:line="312" w:lineRule="auto"/>
         <w:jc w:val="center"/>
       </w:pPr>
       <w:r>
@@ -1981,7 +1981,7 @@
     </w:p>
     <w:p>
       <w:pPr>
-        <w:spacing w:after="62" w:before="62" w:line="312" w:lineRule="auto"/>
+        <w:spacing w:after="80" w:before="80" w:line="312" w:lineRule="auto"/>
         <w:jc w:val="center"/>
       </w:pPr>
       <w:r>
@@ -1995,7 +1995,7 @@
     </w:p>
     <w:p>
       <w:pPr>
-        <w:spacing w:after="62" w:before="0" w:line="312" w:lineRule="auto"/>
+        <w:spacing w:after="80" w:before="0" w:line="312" w:lineRule="auto"/>
         <w:jc w:val="right"/>
       </w:pPr>
       <w:r>
@@ -2009,7 +2009,7 @@
     </w:p>
     <w:p>
       <w:pPr>
-        <w:spacing w:after="62" w:before="0" w:line="312" w:lineRule="auto"/>
+        <w:spacing w:after="80" w:before="0" w:line="312" w:lineRule="auto"/>
         <w:jc w:val="right"/>
       </w:pPr>
       <w:r>
@@ -2023,7 +2023,7 @@
     </w:p>
     <w:p>
       <w:pPr>
-        <w:spacing w:after="62" w:before="0" w:line="312" w:lineRule="auto"/>
+        <w:spacing w:after="80" w:before="0" w:line="312" w:lineRule="auto"/>
         <w:jc w:val="left"/>
       </w:pPr>
       <w:r>
@@ -2036,7 +2036,7 @@
     </w:p>
     <w:p>
       <w:pPr>
-        <w:spacing w:after="62" w:before="0" w:line="312" w:lineRule="auto"/>
+        <w:spacing w:after="80" w:before="0" w:line="312" w:lineRule="auto"/>
         <w:jc w:val="center"/>
       </w:pPr>
       <w:r>
@@ -2050,7 +2050,7 @@
     </w:p>
     <w:p>
       <w:pPr>
-        <w:spacing w:after="0" w:before="47" w:line="312" w:lineRule="auto"/>
+        <w:spacing w:after="0" w:before="60" w:line="312" w:lineRule="auto"/>
         <w:jc w:val="left"/>
       </w:pPr>
       <w:r>
